--- a/docs/fase_2/relatorio_executivo.docx
+++ b/docs/fase_2/relatorio_executivo.docx
@@ -4010,19 +4010,7 @@
           <w:lang w:val="pt-BR"/>
         </w:rPr>
         <w:lastRenderedPageBreak/>
-        <w:t>6.</w:t>
-      </w:r>
-      <w:r>
-        <w:rPr>
-          <w:lang w:val="pt-BR"/>
-        </w:rPr>
-        <w:t>2</w:t>
-      </w:r>
-      <w:r>
-        <w:rPr>
-          <w:lang w:val="pt-BR"/>
-        </w:rPr>
-        <w:t xml:space="preserve">.1 </w:t>
+        <w:t xml:space="preserve">6.2.1 </w:t>
       </w:r>
       <w:r>
         <w:rPr>
@@ -4504,9 +4492,16 @@
           <w:color w:val="auto"/>
           <w:lang w:val="pt-BR"/>
         </w:rPr>
-        <w:t xml:space="preserve"> trilha (prazo ou </w:t>
-      </w:r>
-      <w:r>
+        <w:t xml:space="preserve"> trilha (prazo ou exceção), risco ou prioridade, motivo, uma ação, texto ao cliente se for avisar, próximo passo interno se for exceção. Autorização financeira: sempre não.</w:t>
+      </w:r>
+    </w:p>
+    <w:p>
+      <w:pPr>
+        <w:pStyle w:val="Heading4"/>
+        <w:numPr>
+          <w:ilvl w:val="0"/>
+          <w:numId w:val="11"/>
+        </w:numPr>
         <w:rPr>
           <w:rFonts w:ascii="Calibri" w:eastAsia="Calibri" w:hAnsi="Calibri" w:cstheme="minorBidi"/>
           <w:b w:val="0"/>
@@ -4516,8 +4511,7 @@
           <w:color w:val="auto"/>
           <w:lang w:val="pt-BR"/>
         </w:rPr>
-        <w:t>exceção</w:t>
-      </w:r>
+      </w:pPr>
       <w:r>
         <w:rPr>
           <w:rFonts w:ascii="Calibri" w:eastAsia="Calibri" w:hAnsi="Calibri" w:cstheme="minorBidi"/>
@@ -4528,16 +4522,9 @@
           <w:color w:val="auto"/>
           <w:lang w:val="pt-BR"/>
         </w:rPr>
-        <w:t>), risco ou prioridade, motivo, uma ação, texto ao cliente se for avisar, próximo passo interno se for exceção. Autorização financeira: sempre não.</w:t>
-      </w:r>
-    </w:p>
-    <w:p>
-      <w:pPr>
-        <w:pStyle w:val="Heading4"/>
-        <w:numPr>
-          <w:ilvl w:val="0"/>
-          <w:numId w:val="11"/>
-        </w:numPr>
+        <w:t>Indicadores impactados</w:t>
+      </w:r>
+      <w:r>
         <w:rPr>
           <w:rFonts w:ascii="Calibri" w:eastAsia="Calibri" w:hAnsi="Calibri" w:cstheme="minorBidi"/>
           <w:b w:val="0"/>
@@ -4547,7 +4534,8 @@
           <w:color w:val="auto"/>
           <w:lang w:val="pt-BR"/>
         </w:rPr>
-      </w:pPr>
+        <w:t>:</w:t>
+      </w:r>
       <w:r>
         <w:rPr>
           <w:rFonts w:ascii="Calibri" w:eastAsia="Calibri" w:hAnsi="Calibri" w:cstheme="minorBidi"/>
@@ -4558,7 +4546,7 @@
           <w:color w:val="auto"/>
           <w:lang w:val="pt-BR"/>
         </w:rPr>
-        <w:t>Indicadores impactados</w:t>
+        <w:t xml:space="preserve"> </w:t>
       </w:r>
       <w:r>
         <w:rPr>
@@ -4570,7 +4558,7 @@
           <w:color w:val="auto"/>
           <w:lang w:val="pt-BR"/>
         </w:rPr>
-        <w:t>:</w:t>
+        <w:t>percentual</w:t>
       </w:r>
       <w:r>
         <w:rPr>
@@ -4582,7 +4570,7 @@
           <w:color w:val="auto"/>
           <w:lang w:val="pt-BR"/>
         </w:rPr>
-        <w:t xml:space="preserve"> </w:t>
+        <w:t xml:space="preserve"> de pedidos atrasados com aviso antes da data prometida; </w:t>
       </w:r>
       <w:r>
         <w:rPr>
@@ -4606,8 +4594,9 @@
           <w:color w:val="auto"/>
           <w:lang w:val="pt-BR"/>
         </w:rPr>
-        <w:t xml:space="preserve"> de pedidos atrasados com aviso antes da data prometida; </w:t>
-      </w:r>
+        <w:t xml:space="preserve"> de notas 1–2 entre atrasados (hoje 54%); tempo em status anormal (</w:t>
+      </w:r>
+      <w:proofErr w:type="spellStart"/>
       <w:r>
         <w:rPr>
           <w:rFonts w:ascii="Calibri" w:eastAsia="Calibri" w:hAnsi="Calibri" w:cstheme="minorBidi"/>
@@ -4618,8 +4607,9 @@
           <w:color w:val="auto"/>
           <w:lang w:val="pt-BR"/>
         </w:rPr>
-        <w:t>percentual</w:t>
-      </w:r>
+        <w:t>processing</w:t>
+      </w:r>
+      <w:proofErr w:type="spellEnd"/>
       <w:r>
         <w:rPr>
           <w:rFonts w:ascii="Calibri" w:eastAsia="Calibri" w:hAnsi="Calibri" w:cstheme="minorBidi"/>
@@ -4630,7 +4620,7 @@
           <w:color w:val="auto"/>
           <w:lang w:val="pt-BR"/>
         </w:rPr>
-        <w:t xml:space="preserve"> de notas 1–2 entre atrasados (hoje 54%); tempo em status anormal (</w:t>
+        <w:t>/</w:t>
       </w:r>
       <w:proofErr w:type="spellStart"/>
       <w:r>
@@ -4643,7 +4633,7 @@
           <w:color w:val="auto"/>
           <w:lang w:val="pt-BR"/>
         </w:rPr>
-        <w:t>processing</w:t>
+        <w:t>invoiced</w:t>
       </w:r>
       <w:proofErr w:type="spellEnd"/>
       <w:r>
@@ -4656,10 +4646,12 @@
           <w:color w:val="auto"/>
           <w:lang w:val="pt-BR"/>
         </w:rPr>
-        <w:t>/</w:t>
-      </w:r>
-      <w:proofErr w:type="spellStart"/>
-      <w:r>
+        <w:t xml:space="preserve"> além do prazo).</w:t>
+      </w:r>
+    </w:p>
+    <w:p>
+      <w:pPr>
+        <w:pStyle w:val="Heading4"/>
         <w:rPr>
           <w:rFonts w:ascii="Calibri" w:eastAsia="Calibri" w:hAnsi="Calibri" w:cstheme="minorBidi"/>
           <w:b w:val="0"/>
@@ -4669,9 +4661,17 @@
           <w:color w:val="auto"/>
           <w:lang w:val="pt-BR"/>
         </w:rPr>
-        <w:t>invoiced</w:t>
-      </w:r>
-      <w:proofErr w:type="spellEnd"/>
+      </w:pPr>
+      <w:r>
+        <w:rPr>
+          <w:rFonts w:ascii="Calibri" w:eastAsia="Calibri" w:hAnsi="Calibri" w:cstheme="minorBidi"/>
+          <w:i w:val="0"/>
+          <w:iCs w:val="0"/>
+          <w:color w:val="auto"/>
+          <w:lang w:val="pt-BR"/>
+        </w:rPr>
+        <w:t>Riscos:</w:t>
+      </w:r>
       <w:r>
         <w:rPr>
           <w:rFonts w:ascii="Calibri" w:eastAsia="Calibri" w:hAnsi="Calibri" w:cstheme="minorBidi"/>
@@ -4682,12 +4682,10 @@
           <w:color w:val="auto"/>
           <w:lang w:val="pt-BR"/>
         </w:rPr>
-        <w:t xml:space="preserve"> além do prazo).</w:t>
-      </w:r>
-    </w:p>
-    <w:p>
-      <w:pPr>
-        <w:pStyle w:val="Heading4"/>
+        <w:t xml:space="preserve"> Alarme falso; </w:t>
+      </w:r>
+      <w:proofErr w:type="spellStart"/>
+      <w:r>
         <w:rPr>
           <w:rFonts w:ascii="Calibri" w:eastAsia="Calibri" w:hAnsi="Calibri" w:cstheme="minorBidi"/>
           <w:b w:val="0"/>
@@ -4697,27 +4695,9 @@
           <w:color w:val="auto"/>
           <w:lang w:val="pt-BR"/>
         </w:rPr>
-      </w:pPr>
-      <w:r>
-        <w:rPr>
-          <w:rFonts w:ascii="Calibri" w:eastAsia="Calibri" w:hAnsi="Calibri" w:cstheme="minorBidi"/>
-          <w:i w:val="0"/>
-          <w:iCs w:val="0"/>
-          <w:color w:val="auto"/>
-          <w:lang w:val="pt-BR"/>
-        </w:rPr>
-        <w:t>Riscos</w:t>
-      </w:r>
-      <w:r>
-        <w:rPr>
-          <w:rFonts w:ascii="Calibri" w:eastAsia="Calibri" w:hAnsi="Calibri" w:cstheme="minorBidi"/>
-          <w:i w:val="0"/>
-          <w:iCs w:val="0"/>
-          <w:color w:val="auto"/>
-          <w:lang w:val="pt-BR"/>
-        </w:rPr>
-        <w:t>:</w:t>
-      </w:r>
+        <w:t>seller</w:t>
+      </w:r>
+      <w:proofErr w:type="spellEnd"/>
       <w:r>
         <w:rPr>
           <w:rFonts w:ascii="Calibri" w:eastAsia="Calibri" w:hAnsi="Calibri" w:cstheme="minorBidi"/>
@@ -4728,10 +4708,12 @@
           <w:color w:val="auto"/>
           <w:lang w:val="pt-BR"/>
         </w:rPr>
-        <w:t xml:space="preserve"> Alarme falso; </w:t>
-      </w:r>
-      <w:proofErr w:type="spellStart"/>
-      <w:r>
+        <w:t xml:space="preserve"> sem capacidade de reagir; ficha lida como ordem de estorno. </w:t>
+      </w:r>
+    </w:p>
+    <w:p>
+      <w:pPr>
+        <w:pStyle w:val="Heading4"/>
         <w:rPr>
           <w:rFonts w:ascii="Calibri" w:eastAsia="Calibri" w:hAnsi="Calibri" w:cstheme="minorBidi"/>
           <w:b w:val="0"/>
@@ -4741,9 +4723,17 @@
           <w:color w:val="auto"/>
           <w:lang w:val="pt-BR"/>
         </w:rPr>
-        <w:t>seller</w:t>
-      </w:r>
-      <w:proofErr w:type="spellEnd"/>
+      </w:pPr>
+      <w:r>
+        <w:rPr>
+          <w:rFonts w:ascii="Calibri" w:eastAsia="Calibri" w:hAnsi="Calibri" w:cstheme="minorBidi"/>
+          <w:i w:val="0"/>
+          <w:iCs w:val="0"/>
+          <w:color w:val="auto"/>
+          <w:lang w:val="pt-BR"/>
+        </w:rPr>
+        <w:t>Mitigação:</w:t>
+      </w:r>
       <w:r>
         <w:rPr>
           <w:rFonts w:ascii="Calibri" w:eastAsia="Calibri" w:hAnsi="Calibri" w:cstheme="minorBidi"/>
@@ -4754,12 +4744,9 @@
           <w:color w:val="auto"/>
           <w:lang w:val="pt-BR"/>
         </w:rPr>
-        <w:t xml:space="preserve"> sem capacidade de reagir; ficha lida como ordem de estorno. </w:t>
-      </w:r>
-    </w:p>
-    <w:p>
-      <w:pPr>
-        <w:pStyle w:val="Heading4"/>
+        <w:t xml:space="preserve"> uma ação só</w:t>
+      </w:r>
+      <w:r>
         <w:rPr>
           <w:rFonts w:ascii="Calibri" w:eastAsia="Calibri" w:hAnsi="Calibri" w:cstheme="minorBidi"/>
           <w:b w:val="0"/>
@@ -4769,16 +4756,7 @@
           <w:color w:val="auto"/>
           <w:lang w:val="pt-BR"/>
         </w:rPr>
-      </w:pPr>
-      <w:r>
-        <w:rPr>
-          <w:rFonts w:ascii="Calibri" w:eastAsia="Calibri" w:hAnsi="Calibri" w:cstheme="minorBidi"/>
-          <w:i w:val="0"/>
-          <w:iCs w:val="0"/>
-          <w:color w:val="auto"/>
-          <w:lang w:val="pt-BR"/>
-        </w:rPr>
-        <w:t>Mitigação:</w:t>
+        <w:t xml:space="preserve"> como resultado</w:t>
       </w:r>
       <w:r>
         <w:rPr>
@@ -4790,9 +4768,30 @@
           <w:color w:val="auto"/>
           <w:lang w:val="pt-BR"/>
         </w:rPr>
-        <w:t xml:space="preserve"> uma ação só</w:t>
-      </w:r>
-      <w:r>
+        <w:t>; financeiro bloqueado no prompt.</w:t>
+      </w:r>
+    </w:p>
+    <w:p>
+      <w:pPr>
+        <w:pStyle w:val="Heading4"/>
+        <w:rPr>
+          <w:lang w:val="pt-BR"/>
+        </w:rPr>
+      </w:pPr>
+      <w:r>
+        <w:rPr>
+          <w:lang w:val="pt-BR"/>
+        </w:rPr>
+        <w:t>6.2.2 Inteligência de Avaliações</w:t>
+      </w:r>
+    </w:p>
+    <w:p>
+      <w:pPr>
+        <w:pStyle w:val="Heading4"/>
+        <w:numPr>
+          <w:ilvl w:val="0"/>
+          <w:numId w:val="13"/>
+        </w:numPr>
         <w:rPr>
           <w:rFonts w:ascii="Calibri" w:eastAsia="Calibri" w:hAnsi="Calibri" w:cstheme="minorBidi"/>
           <w:b w:val="0"/>
@@ -4802,8 +4801,7 @@
           <w:color w:val="auto"/>
           <w:lang w:val="pt-BR"/>
         </w:rPr>
-        <w:t xml:space="preserve"> como resultado</w:t>
-      </w:r>
+      </w:pPr>
       <w:r>
         <w:rPr>
           <w:rFonts w:ascii="Calibri" w:eastAsia="Calibri" w:hAnsi="Calibri" w:cstheme="minorBidi"/>
@@ -4814,42 +4812,9 @@
           <w:color w:val="auto"/>
           <w:lang w:val="pt-BR"/>
         </w:rPr>
-        <w:t>; financeiro bloqueado no prompt.</w:t>
-      </w:r>
-    </w:p>
-    <w:p>
-      <w:pPr>
-        <w:pStyle w:val="Heading4"/>
-        <w:rPr>
-          <w:lang w:val="pt-BR"/>
-        </w:rPr>
-      </w:pPr>
-      <w:r>
-        <w:rPr>
-          <w:lang w:val="pt-BR"/>
-        </w:rPr>
-        <w:t>6</w:t>
-      </w:r>
-      <w:r>
-        <w:rPr>
-          <w:lang w:val="pt-BR"/>
-        </w:rPr>
-        <w:t>.2</w:t>
-      </w:r>
-      <w:r>
-        <w:rPr>
-          <w:lang w:val="pt-BR"/>
-        </w:rPr>
-        <w:t>.2 Inteligência de Avaliações</w:t>
-      </w:r>
-    </w:p>
-    <w:p>
-      <w:pPr>
-        <w:pStyle w:val="Heading4"/>
-        <w:numPr>
-          <w:ilvl w:val="0"/>
-          <w:numId w:val="13"/>
-        </w:numPr>
+        <w:t>Objetivo</w:t>
+      </w:r>
+      <w:r>
         <w:rPr>
           <w:rFonts w:ascii="Calibri" w:eastAsia="Calibri" w:hAnsi="Calibri" w:cstheme="minorBidi"/>
           <w:b w:val="0"/>
@@ -4859,7 +4824,8 @@
           <w:color w:val="auto"/>
           <w:lang w:val="pt-BR"/>
         </w:rPr>
-      </w:pPr>
+        <w:t>:</w:t>
+      </w:r>
       <w:r>
         <w:rPr>
           <w:rFonts w:ascii="Calibri" w:eastAsia="Calibri" w:hAnsi="Calibri" w:cstheme="minorBidi"/>
@@ -4870,9 +4836,16 @@
           <w:color w:val="auto"/>
           <w:lang w:val="pt-BR"/>
         </w:rPr>
-        <w:t>Objetivo</w:t>
-      </w:r>
-      <w:r>
+        <w:t xml:space="preserve"> Melhorar a escuta em escala: classificar a causa, resumir e rascunhar resposta ou escalonamento.</w:t>
+      </w:r>
+    </w:p>
+    <w:p>
+      <w:pPr>
+        <w:pStyle w:val="Heading4"/>
+        <w:numPr>
+          <w:ilvl w:val="0"/>
+          <w:numId w:val="13"/>
+        </w:numPr>
         <w:rPr>
           <w:rFonts w:ascii="Calibri" w:eastAsia="Calibri" w:hAnsi="Calibri" w:cstheme="minorBidi"/>
           <w:b w:val="0"/>
@@ -4882,8 +4855,7 @@
           <w:color w:val="auto"/>
           <w:lang w:val="pt-BR"/>
         </w:rPr>
-        <w:t>:</w:t>
-      </w:r>
+      </w:pPr>
       <w:r>
         <w:rPr>
           <w:rFonts w:ascii="Calibri" w:eastAsia="Calibri" w:hAnsi="Calibri" w:cstheme="minorBidi"/>
@@ -4894,16 +4866,9 @@
           <w:color w:val="auto"/>
           <w:lang w:val="pt-BR"/>
         </w:rPr>
-        <w:t xml:space="preserve"> Melhorar a escuta em escala: classificar a causa, resumir e rascunhar resposta ou escalonamento.</w:t>
-      </w:r>
-    </w:p>
-    <w:p>
-      <w:pPr>
-        <w:pStyle w:val="Heading4"/>
-        <w:numPr>
-          <w:ilvl w:val="0"/>
-          <w:numId w:val="13"/>
-        </w:numPr>
+        <w:t>Problema resolvido</w:t>
+      </w:r>
+      <w:r>
         <w:rPr>
           <w:rFonts w:ascii="Calibri" w:eastAsia="Calibri" w:hAnsi="Calibri" w:cstheme="minorBidi"/>
           <w:b w:val="0"/>
@@ -4913,7 +4878,8 @@
           <w:color w:val="auto"/>
           <w:lang w:val="pt-BR"/>
         </w:rPr>
-      </w:pPr>
+        <w:t>:</w:t>
+      </w:r>
       <w:r>
         <w:rPr>
           <w:rFonts w:ascii="Calibri" w:eastAsia="Calibri" w:hAnsi="Calibri" w:cstheme="minorBidi"/>
@@ -4924,9 +4890,16 @@
           <w:color w:val="auto"/>
           <w:lang w:val="pt-BR"/>
         </w:rPr>
-        <w:t>Problema resolvido</w:t>
-      </w:r>
-      <w:r>
+        <w:t xml:space="preserve"> 15% das notas são 1 ou 2; 41% vêm com texto. A dor é volume sem roteiro. Consequência: CX lento, tom desigual, causa raiz invisível (prazo vs. produto vs. embalagem).</w:t>
+      </w:r>
+    </w:p>
+    <w:p>
+      <w:pPr>
+        <w:pStyle w:val="Heading4"/>
+        <w:numPr>
+          <w:ilvl w:val="0"/>
+          <w:numId w:val="13"/>
+        </w:numPr>
         <w:rPr>
           <w:rFonts w:ascii="Calibri" w:eastAsia="Calibri" w:hAnsi="Calibri" w:cstheme="minorBidi"/>
           <w:b w:val="0"/>
@@ -4936,8 +4909,7 @@
           <w:color w:val="auto"/>
           <w:lang w:val="pt-BR"/>
         </w:rPr>
-        <w:t>:</w:t>
-      </w:r>
+      </w:pPr>
       <w:r>
         <w:rPr>
           <w:rFonts w:ascii="Calibri" w:eastAsia="Calibri" w:hAnsi="Calibri" w:cstheme="minorBidi"/>
@@ -4948,16 +4920,9 @@
           <w:color w:val="auto"/>
           <w:lang w:val="pt-BR"/>
         </w:rPr>
-        <w:t xml:space="preserve"> 15% das notas são 1 ou 2; 41% vêm com texto. A dor é volume sem roteiro. Consequência: CX lento, tom desigual, causa raiz invisível (prazo vs. produto vs. embalagem).</w:t>
-      </w:r>
-    </w:p>
-    <w:p>
-      <w:pPr>
-        <w:pStyle w:val="Heading4"/>
-        <w:numPr>
-          <w:ilvl w:val="0"/>
-          <w:numId w:val="13"/>
-        </w:numPr>
+        <w:t>Usuários</w:t>
+      </w:r>
+      <w:r>
         <w:rPr>
           <w:rFonts w:ascii="Calibri" w:eastAsia="Calibri" w:hAnsi="Calibri" w:cstheme="minorBidi"/>
           <w:b w:val="0"/>
@@ -4967,7 +4932,8 @@
           <w:color w:val="auto"/>
           <w:lang w:val="pt-BR"/>
         </w:rPr>
-      </w:pPr>
+        <w:t>:</w:t>
+      </w:r>
       <w:r>
         <w:rPr>
           <w:rFonts w:ascii="Calibri" w:eastAsia="Calibri" w:hAnsi="Calibri" w:cstheme="minorBidi"/>
@@ -4978,8 +4944,9 @@
           <w:color w:val="auto"/>
           <w:lang w:val="pt-BR"/>
         </w:rPr>
-        <w:t>Usuários</w:t>
-      </w:r>
+        <w:t xml:space="preserve"> Analista de CX (revisa o rascunho); qualidade e time de </w:t>
+      </w:r>
+      <w:proofErr w:type="spellStart"/>
       <w:r>
         <w:rPr>
           <w:rFonts w:ascii="Calibri" w:eastAsia="Calibri" w:hAnsi="Calibri" w:cstheme="minorBidi"/>
@@ -4990,8 +4957,9 @@
           <w:color w:val="auto"/>
           <w:lang w:val="pt-BR"/>
         </w:rPr>
-        <w:t>:</w:t>
-      </w:r>
+        <w:t>sellers</w:t>
+      </w:r>
+      <w:proofErr w:type="spellEnd"/>
       <w:r>
         <w:rPr>
           <w:rFonts w:ascii="Calibri" w:eastAsia="Calibri" w:hAnsi="Calibri" w:cstheme="minorBidi"/>
@@ -5002,10 +4970,16 @@
           <w:color w:val="auto"/>
           <w:lang w:val="pt-BR"/>
         </w:rPr>
-        <w:t xml:space="preserve"> Analista de CX (revisa o rascunho); qualidade e time de </w:t>
-      </w:r>
-      <w:proofErr w:type="spellStart"/>
-      <w:r>
+        <w:t xml:space="preserve"> (quando o tema é produto); gestor de experiência (painel de temas); cliente recebe a resposta só depois do humano. Executivo vê temas da semana, não o comentário cru.</w:t>
+      </w:r>
+    </w:p>
+    <w:p>
+      <w:pPr>
+        <w:pStyle w:val="Heading4"/>
+        <w:numPr>
+          <w:ilvl w:val="0"/>
+          <w:numId w:val="13"/>
+        </w:numPr>
         <w:rPr>
           <w:rFonts w:ascii="Calibri" w:eastAsia="Calibri" w:hAnsi="Calibri" w:cstheme="minorBidi"/>
           <w:b w:val="0"/>
@@ -5015,9 +4989,7 @@
           <w:color w:val="auto"/>
           <w:lang w:val="pt-BR"/>
         </w:rPr>
-        <w:t>sellers</w:t>
-      </w:r>
-      <w:proofErr w:type="spellEnd"/>
+      </w:pPr>
       <w:r>
         <w:rPr>
           <w:rFonts w:ascii="Calibri" w:eastAsia="Calibri" w:hAnsi="Calibri" w:cstheme="minorBidi"/>
@@ -5028,16 +5000,9 @@
           <w:color w:val="auto"/>
           <w:lang w:val="pt-BR"/>
         </w:rPr>
-        <w:t xml:space="preserve"> (quando o tema é produto); gestor de experiência (painel de temas); cliente recebe a resposta só depois do humano. Executivo vê temas da semana, não o comentário cru.</w:t>
-      </w:r>
-    </w:p>
-    <w:p>
-      <w:pPr>
-        <w:pStyle w:val="Heading4"/>
-        <w:numPr>
-          <w:ilvl w:val="0"/>
-          <w:numId w:val="13"/>
-        </w:numPr>
+        <w:t>Dados utilizados</w:t>
+      </w:r>
+      <w:r>
         <w:rPr>
           <w:rFonts w:ascii="Calibri" w:eastAsia="Calibri" w:hAnsi="Calibri" w:cstheme="minorBidi"/>
           <w:b w:val="0"/>
@@ -5047,7 +5012,8 @@
           <w:color w:val="auto"/>
           <w:lang w:val="pt-BR"/>
         </w:rPr>
-      </w:pPr>
+        <w:t>:</w:t>
+      </w:r>
       <w:r>
         <w:rPr>
           <w:rFonts w:ascii="Calibri" w:eastAsia="Calibri" w:hAnsi="Calibri" w:cstheme="minorBidi"/>
@@ -5058,8 +5024,9 @@
           <w:color w:val="auto"/>
           <w:lang w:val="pt-BR"/>
         </w:rPr>
-        <w:t>Dados utilizados</w:t>
-      </w:r>
+        <w:t xml:space="preserve"> </w:t>
+      </w:r>
+      <w:proofErr w:type="spellStart"/>
       <w:r>
         <w:rPr>
           <w:rFonts w:ascii="Calibri" w:eastAsia="Calibri" w:hAnsi="Calibri" w:cstheme="minorBidi"/>
@@ -5070,8 +5037,9 @@
           <w:color w:val="auto"/>
           <w:lang w:val="pt-BR"/>
         </w:rPr>
-        <w:t>:</w:t>
-      </w:r>
+        <w:t>order_reviews</w:t>
+      </w:r>
+      <w:proofErr w:type="spellEnd"/>
       <w:r>
         <w:rPr>
           <w:rFonts w:ascii="Calibri" w:eastAsia="Calibri" w:hAnsi="Calibri" w:cstheme="minorBidi"/>
@@ -5082,7 +5050,7 @@
           <w:color w:val="auto"/>
           <w:lang w:val="pt-BR"/>
         </w:rPr>
-        <w:t xml:space="preserve"> </w:t>
+        <w:t xml:space="preserve"> (nota, título, comentário), </w:t>
       </w:r>
       <w:proofErr w:type="spellStart"/>
       <w:r>
@@ -5095,7 +5063,7 @@
           <w:color w:val="auto"/>
           <w:lang w:val="pt-BR"/>
         </w:rPr>
-        <w:t>order_reviews</w:t>
+        <w:t>orders</w:t>
       </w:r>
       <w:proofErr w:type="spellEnd"/>
       <w:r>
@@ -5108,7 +5076,7 @@
           <w:color w:val="auto"/>
           <w:lang w:val="pt-BR"/>
         </w:rPr>
-        <w:t xml:space="preserve"> (nota, título, comentário), </w:t>
+        <w:t xml:space="preserve"> (status e atraso), </w:t>
       </w:r>
       <w:proofErr w:type="spellStart"/>
       <w:r>
@@ -5121,7 +5089,7 @@
           <w:color w:val="auto"/>
           <w:lang w:val="pt-BR"/>
         </w:rPr>
-        <w:t>orders</w:t>
+        <w:t>order_items</w:t>
       </w:r>
       <w:proofErr w:type="spellEnd"/>
       <w:r>
@@ -5134,7 +5102,7 @@
           <w:color w:val="auto"/>
           <w:lang w:val="pt-BR"/>
         </w:rPr>
-        <w:t xml:space="preserve"> (status e atraso), </w:t>
+        <w:t xml:space="preserve"> + </w:t>
       </w:r>
       <w:proofErr w:type="spellStart"/>
       <w:r>
@@ -5147,7 +5115,7 @@
           <w:color w:val="auto"/>
           <w:lang w:val="pt-BR"/>
         </w:rPr>
-        <w:t>order_items</w:t>
+        <w:t>products</w:t>
       </w:r>
       <w:proofErr w:type="spellEnd"/>
       <w:r>
@@ -5160,10 +5128,16 @@
           <w:color w:val="auto"/>
           <w:lang w:val="pt-BR"/>
         </w:rPr>
-        <w:t xml:space="preserve"> + </w:t>
-      </w:r>
-      <w:proofErr w:type="spellStart"/>
-      <w:r>
+        <w:t xml:space="preserve"> (categoria). Sem dado externo obrigatório.</w:t>
+      </w:r>
+    </w:p>
+    <w:p>
+      <w:pPr>
+        <w:pStyle w:val="Heading4"/>
+        <w:numPr>
+          <w:ilvl w:val="0"/>
+          <w:numId w:val="13"/>
+        </w:numPr>
         <w:rPr>
           <w:rFonts w:ascii="Calibri" w:eastAsia="Calibri" w:hAnsi="Calibri" w:cstheme="minorBidi"/>
           <w:b w:val="0"/>
@@ -5173,9 +5147,17 @@
           <w:color w:val="auto"/>
           <w:lang w:val="pt-BR"/>
         </w:rPr>
-        <w:t>products</w:t>
-      </w:r>
-      <w:proofErr w:type="spellEnd"/>
+      </w:pPr>
+      <w:r>
+        <w:rPr>
+          <w:rFonts w:ascii="Calibri" w:eastAsia="Calibri" w:hAnsi="Calibri" w:cstheme="minorBidi"/>
+          <w:i w:val="0"/>
+          <w:iCs w:val="0"/>
+          <w:color w:val="auto"/>
+          <w:lang w:val="pt-BR"/>
+        </w:rPr>
+        <w:t>Entrada:</w:t>
+      </w:r>
       <w:r>
         <w:rPr>
           <w:rFonts w:ascii="Calibri" w:eastAsia="Calibri" w:hAnsi="Calibri" w:cstheme="minorBidi"/>
@@ -5186,7 +5168,7 @@
           <w:color w:val="auto"/>
           <w:lang w:val="pt-BR"/>
         </w:rPr>
-        <w:t xml:space="preserve"> (categoria). Sem dado externo obrigatório.</w:t>
+        <w:t xml:space="preserve"> pedido, nota, texto, status, flag de atraso, categoria.</w:t>
       </w:r>
     </w:p>
     <w:p>
@@ -5214,7 +5196,7 @@
           <w:color w:val="auto"/>
           <w:lang w:val="pt-BR"/>
         </w:rPr>
-        <w:t>Entrada:</w:t>
+        <w:t>Saída:</w:t>
       </w:r>
       <w:r>
         <w:rPr>
@@ -5226,16 +5208,10 @@
           <w:color w:val="auto"/>
           <w:lang w:val="pt-BR"/>
         </w:rPr>
-        <w:t xml:space="preserve"> pedido, nota, texto, status, flag de atraso, categoria.</w:t>
-      </w:r>
-    </w:p>
-    <w:p>
-      <w:pPr>
-        <w:pStyle w:val="Heading4"/>
-        <w:numPr>
-          <w:ilvl w:val="0"/>
-          <w:numId w:val="13"/>
-        </w:numPr>
+        <w:t xml:space="preserve"> um tema, urgência, resumo, rascunho (ou “só interno”), encaminhamento (CX, Experiência da Entrega, qualidade/</w:t>
+      </w:r>
+      <w:proofErr w:type="spellStart"/>
+      <w:r>
         <w:rPr>
           <w:rFonts w:ascii="Calibri" w:eastAsia="Calibri" w:hAnsi="Calibri" w:cstheme="minorBidi"/>
           <w:b w:val="0"/>
@@ -5245,17 +5221,9 @@
           <w:color w:val="auto"/>
           <w:lang w:val="pt-BR"/>
         </w:rPr>
-      </w:pPr>
-      <w:r>
-        <w:rPr>
-          <w:rFonts w:ascii="Calibri" w:eastAsia="Calibri" w:hAnsi="Calibri" w:cstheme="minorBidi"/>
-          <w:i w:val="0"/>
-          <w:iCs w:val="0"/>
-          <w:color w:val="auto"/>
-          <w:lang w:val="pt-BR"/>
-        </w:rPr>
-        <w:t>Saída:</w:t>
-      </w:r>
+        <w:t>seller</w:t>
+      </w:r>
+      <w:proofErr w:type="spellEnd"/>
       <w:r>
         <w:rPr>
           <w:rFonts w:ascii="Calibri" w:eastAsia="Calibri" w:hAnsi="Calibri" w:cstheme="minorBidi"/>
@@ -5266,10 +5234,16 @@
           <w:color w:val="auto"/>
           <w:lang w:val="pt-BR"/>
         </w:rPr>
-        <w:t xml:space="preserve"> um tema, urgência, resumo, rascunho (ou “só interno”), encaminhamento (CX, Experiência da Entrega, qualidade/</w:t>
-      </w:r>
-      <w:proofErr w:type="spellStart"/>
-      <w:r>
+        <w:t xml:space="preserve"> ou nenhum).</w:t>
+      </w:r>
+    </w:p>
+    <w:p>
+      <w:pPr>
+        <w:pStyle w:val="Heading4"/>
+        <w:numPr>
+          <w:ilvl w:val="0"/>
+          <w:numId w:val="13"/>
+        </w:numPr>
         <w:rPr>
           <w:rFonts w:ascii="Calibri" w:eastAsia="Calibri" w:hAnsi="Calibri" w:cstheme="minorBidi"/>
           <w:b w:val="0"/>
@@ -5279,9 +5253,7 @@
           <w:color w:val="auto"/>
           <w:lang w:val="pt-BR"/>
         </w:rPr>
-        <w:t>seller</w:t>
-      </w:r>
-      <w:proofErr w:type="spellEnd"/>
+      </w:pPr>
       <w:r>
         <w:rPr>
           <w:rFonts w:ascii="Calibri" w:eastAsia="Calibri" w:hAnsi="Calibri" w:cstheme="minorBidi"/>
@@ -5292,16 +5264,9 @@
           <w:color w:val="auto"/>
           <w:lang w:val="pt-BR"/>
         </w:rPr>
-        <w:t xml:space="preserve"> ou nenhum).</w:t>
-      </w:r>
-    </w:p>
-    <w:p>
-      <w:pPr>
-        <w:pStyle w:val="Heading4"/>
-        <w:numPr>
-          <w:ilvl w:val="0"/>
-          <w:numId w:val="13"/>
-        </w:numPr>
+        <w:t>Indicadores impactados</w:t>
+      </w:r>
+      <w:r>
         <w:rPr>
           <w:rFonts w:ascii="Calibri" w:eastAsia="Calibri" w:hAnsi="Calibri" w:cstheme="minorBidi"/>
           <w:b w:val="0"/>
@@ -5311,7 +5276,8 @@
           <w:color w:val="auto"/>
           <w:lang w:val="pt-BR"/>
         </w:rPr>
-      </w:pPr>
+        <w:t>:</w:t>
+      </w:r>
       <w:r>
         <w:rPr>
           <w:rFonts w:ascii="Calibri" w:eastAsia="Calibri" w:hAnsi="Calibri" w:cstheme="minorBidi"/>
@@ -5322,7 +5288,7 @@
           <w:color w:val="auto"/>
           <w:lang w:val="pt-BR"/>
         </w:rPr>
-        <w:t>Indicadores impactados</w:t>
+        <w:t xml:space="preserve"> </w:t>
       </w:r>
       <w:r>
         <w:rPr>
@@ -5334,7 +5300,7 @@
           <w:color w:val="auto"/>
           <w:lang w:val="pt-BR"/>
         </w:rPr>
-        <w:t>:</w:t>
+        <w:t>percentual</w:t>
       </w:r>
       <w:r>
         <w:rPr>
@@ -5346,7 +5312,7 @@
           <w:color w:val="auto"/>
           <w:lang w:val="pt-BR"/>
         </w:rPr>
-        <w:t xml:space="preserve"> </w:t>
+        <w:t xml:space="preserve"> de reviews 1–2 com classificação e rascunho no mesmo dia útil; </w:t>
       </w:r>
       <w:r>
         <w:rPr>
@@ -5370,7 +5336,7 @@
           <w:color w:val="auto"/>
           <w:lang w:val="pt-BR"/>
         </w:rPr>
-        <w:t xml:space="preserve"> de reviews 1–2 com classificação e rascunho no mesmo dia útil; </w:t>
+        <w:t xml:space="preserve"> de reviews de tema “prazo” encaminhados à Experiência da Entrega; tempo até resposta humana (hipótese de process</w:t>
       </w:r>
       <w:r>
         <w:rPr>
@@ -5382,7 +5348,7 @@
           <w:color w:val="auto"/>
           <w:lang w:val="pt-BR"/>
         </w:rPr>
-        <w:t>percentual</w:t>
+        <w:t>o</w:t>
       </w:r>
       <w:r>
         <w:rPr>
@@ -5394,9 +5360,12 @@
           <w:color w:val="auto"/>
           <w:lang w:val="pt-BR"/>
         </w:rPr>
-        <w:t xml:space="preserve"> de reviews de tema “prazo” encaminhados à Experiência da Entrega; tempo até resposta humana (hipótese de process</w:t>
-      </w:r>
-      <w:r>
+        <w:t>).</w:t>
+      </w:r>
+    </w:p>
+    <w:p>
+      <w:pPr>
+        <w:pStyle w:val="Heading4"/>
         <w:rPr>
           <w:rFonts w:ascii="Calibri" w:eastAsia="Calibri" w:hAnsi="Calibri" w:cstheme="minorBidi"/>
           <w:b w:val="0"/>
@@ -5406,7 +5375,16 @@
           <w:color w:val="auto"/>
           <w:lang w:val="pt-BR"/>
         </w:rPr>
-        <w:t>o</w:t>
+      </w:pPr>
+      <w:r>
+        <w:rPr>
+          <w:rFonts w:ascii="Calibri" w:eastAsia="Calibri" w:hAnsi="Calibri" w:cstheme="minorBidi"/>
+          <w:i w:val="0"/>
+          <w:iCs w:val="0"/>
+          <w:color w:val="auto"/>
+          <w:lang w:val="pt-BR"/>
+        </w:rPr>
+        <w:t>Riscos:</w:t>
       </w:r>
       <w:r>
         <w:rPr>
@@ -5418,7 +5396,7 @@
           <w:color w:val="auto"/>
           <w:lang w:val="pt-BR"/>
         </w:rPr>
-        <w:t>).</w:t>
+        <w:t xml:space="preserve"> Classificar errado; responder dano ou fraude com texto genérico. </w:t>
       </w:r>
     </w:p>
     <w:p>
@@ -5442,17 +5420,8 @@
           <w:color w:val="auto"/>
           <w:lang w:val="pt-BR"/>
         </w:rPr>
-        <w:t>Riscos</w:t>
-      </w:r>
-      <w:r>
-        <w:rPr>
-          <w:rFonts w:ascii="Calibri" w:eastAsia="Calibri" w:hAnsi="Calibri" w:cstheme="minorBidi"/>
-          <w:i w:val="0"/>
-          <w:iCs w:val="0"/>
-          <w:color w:val="auto"/>
-          <w:lang w:val="pt-BR"/>
-        </w:rPr>
-        <w:t>:</w:t>
+        <w:lastRenderedPageBreak/>
+        <w:t>Mitigação</w:t>
       </w:r>
       <w:r>
         <w:rPr>
@@ -5464,12 +5433,30 @@
           <w:color w:val="auto"/>
           <w:lang w:val="pt-BR"/>
         </w:rPr>
-        <w:t xml:space="preserve"> Classificar errado; responder dano ou fraude com texto genérico. </w:t>
+        <w:t>: urgência alta vai para humano; proibição de prometer estorno.</w:t>
       </w:r>
     </w:p>
     <w:p>
       <w:pPr>
         <w:pStyle w:val="Heading4"/>
+        <w:rPr>
+          <w:lang w:val="pt-BR"/>
+        </w:rPr>
+      </w:pPr>
+      <w:r>
+        <w:rPr>
+          <w:lang w:val="pt-BR"/>
+        </w:rPr>
+        <w:t>6.2.3 Relacionamento e Recompra</w:t>
+      </w:r>
+    </w:p>
+    <w:p>
+      <w:pPr>
+        <w:pStyle w:val="Heading4"/>
+        <w:numPr>
+          <w:ilvl w:val="0"/>
+          <w:numId w:val="13"/>
+        </w:numPr>
         <w:rPr>
           <w:rFonts w:ascii="Calibri" w:eastAsia="Calibri" w:hAnsi="Calibri" w:cstheme="minorBidi"/>
           <w:b w:val="0"/>
@@ -5483,15 +5470,23 @@
       <w:r>
         <w:rPr>
           <w:rFonts w:ascii="Calibri" w:eastAsia="Calibri" w:hAnsi="Calibri" w:cstheme="minorBidi"/>
+          <w:b w:val="0"/>
+          <w:bCs w:val="0"/>
           <w:i w:val="0"/>
           <w:iCs w:val="0"/>
           <w:color w:val="auto"/>
           <w:lang w:val="pt-BR"/>
         </w:rPr>
-        <w:lastRenderedPageBreak/>
-        <w:t>Mitigação</w:t>
-      </w:r>
-      <w:r>
+        <w:t>Objetivo: Apoiar a decisão de segunda compra: quem contactar, com qual mensagem, e quem não incomodar.</w:t>
+      </w:r>
+    </w:p>
+    <w:p>
+      <w:pPr>
+        <w:pStyle w:val="Heading4"/>
+        <w:numPr>
+          <w:ilvl w:val="0"/>
+          <w:numId w:val="13"/>
+        </w:numPr>
         <w:rPr>
           <w:rFonts w:ascii="Calibri" w:eastAsia="Calibri" w:hAnsi="Calibri" w:cstheme="minorBidi"/>
           <w:b w:val="0"/>
@@ -5501,42 +5496,8 @@
           <w:color w:val="auto"/>
           <w:lang w:val="pt-BR"/>
         </w:rPr>
-        <w:t>: urgência alta vai para humano; proibição de prometer estorno.</w:t>
-      </w:r>
-    </w:p>
-    <w:p>
-      <w:pPr>
-        <w:pStyle w:val="Heading4"/>
-        <w:rPr>
-          <w:lang w:val="pt-BR"/>
-        </w:rPr>
-      </w:pPr>
-      <w:r>
-        <w:rPr>
-          <w:lang w:val="pt-BR"/>
-        </w:rPr>
-        <w:t>6.</w:t>
-      </w:r>
-      <w:r>
-        <w:rPr>
-          <w:lang w:val="pt-BR"/>
-        </w:rPr>
-        <w:t>2</w:t>
-      </w:r>
-      <w:r>
-        <w:rPr>
-          <w:lang w:val="pt-BR"/>
-        </w:rPr>
-        <w:t>.3 Relacionamento e Recompra</w:t>
-      </w:r>
-    </w:p>
-    <w:p>
-      <w:pPr>
-        <w:pStyle w:val="Heading4"/>
-        <w:numPr>
-          <w:ilvl w:val="0"/>
-          <w:numId w:val="13"/>
-        </w:numPr>
+      </w:pPr>
+      <w:r>
         <w:rPr>
           <w:rFonts w:ascii="Calibri" w:eastAsia="Calibri" w:hAnsi="Calibri" w:cstheme="minorBidi"/>
           <w:b w:val="0"/>
@@ -5546,8 +5507,16 @@
           <w:color w:val="auto"/>
           <w:lang w:val="pt-BR"/>
         </w:rPr>
-      </w:pPr>
-      <w:r>
+        <w:t>Problema resolvido: 96,9% compram uma vez. Crescimento depende de aquisição cara. Consequência: a Olist deixa na mesa quem teve boa entrega e categoria de reposição (ex.: beleza).</w:t>
+      </w:r>
+    </w:p>
+    <w:p>
+      <w:pPr>
+        <w:pStyle w:val="Heading4"/>
+        <w:numPr>
+          <w:ilvl w:val="0"/>
+          <w:numId w:val="13"/>
+        </w:numPr>
         <w:rPr>
           <w:rFonts w:ascii="Calibri" w:eastAsia="Calibri" w:hAnsi="Calibri" w:cstheme="minorBidi"/>
           <w:b w:val="0"/>
@@ -5557,8 +5526,7 @@
           <w:color w:val="auto"/>
           <w:lang w:val="pt-BR"/>
         </w:rPr>
-        <w:t>Objetivo</w:t>
-      </w:r>
+      </w:pPr>
       <w:r>
         <w:rPr>
           <w:rFonts w:ascii="Calibri" w:eastAsia="Calibri" w:hAnsi="Calibri" w:cstheme="minorBidi"/>
@@ -5569,9 +5537,16 @@
           <w:color w:val="auto"/>
           <w:lang w:val="pt-BR"/>
         </w:rPr>
-        <w:t>:</w:t>
-      </w:r>
-      <w:r>
+        <w:t>Usuários: Analista de CRM/marketing (autoriza o disparo); gestor comercial (régua de elegíveis); cliente só recebe mensagem se o humano autorizar. Executivo vê taxa de 2+ pedidos no recorte “boa experiência”.</w:t>
+      </w:r>
+    </w:p>
+    <w:p>
+      <w:pPr>
+        <w:pStyle w:val="Heading4"/>
+        <w:numPr>
+          <w:ilvl w:val="0"/>
+          <w:numId w:val="13"/>
+        </w:numPr>
         <w:rPr>
           <w:rFonts w:ascii="Calibri" w:eastAsia="Calibri" w:hAnsi="Calibri" w:cstheme="minorBidi"/>
           <w:b w:val="0"/>
@@ -5581,16 +5556,8 @@
           <w:color w:val="auto"/>
           <w:lang w:val="pt-BR"/>
         </w:rPr>
-        <w:t xml:space="preserve"> Apoiar a decisão de segunda compra: quem contactar, com qual mensagem, e quem não incomodar.</w:t>
-      </w:r>
-    </w:p>
-    <w:p>
-      <w:pPr>
-        <w:pStyle w:val="Heading4"/>
-        <w:numPr>
-          <w:ilvl w:val="0"/>
-          <w:numId w:val="13"/>
-        </w:numPr>
+      </w:pPr>
+      <w:r>
         <w:rPr>
           <w:rFonts w:ascii="Calibri" w:eastAsia="Calibri" w:hAnsi="Calibri" w:cstheme="minorBidi"/>
           <w:b w:val="0"/>
@@ -5600,7 +5567,9 @@
           <w:color w:val="auto"/>
           <w:lang w:val="pt-BR"/>
         </w:rPr>
-      </w:pPr>
+        <w:t xml:space="preserve">Dados utilizados: </w:t>
+      </w:r>
+      <w:proofErr w:type="spellStart"/>
       <w:r>
         <w:rPr>
           <w:rFonts w:ascii="Calibri" w:eastAsia="Calibri" w:hAnsi="Calibri" w:cstheme="minorBidi"/>
@@ -5611,8 +5580,9 @@
           <w:color w:val="auto"/>
           <w:lang w:val="pt-BR"/>
         </w:rPr>
-        <w:t>Problema resolvido</w:t>
-      </w:r>
+        <w:t>customers</w:t>
+      </w:r>
+      <w:proofErr w:type="spellEnd"/>
       <w:r>
         <w:rPr>
           <w:rFonts w:ascii="Calibri" w:eastAsia="Calibri" w:hAnsi="Calibri" w:cstheme="minorBidi"/>
@@ -5623,8 +5593,9 @@
           <w:color w:val="auto"/>
           <w:lang w:val="pt-BR"/>
         </w:rPr>
-        <w:t>:</w:t>
-      </w:r>
+        <w:t xml:space="preserve"> (</w:t>
+      </w:r>
+      <w:proofErr w:type="spellStart"/>
       <w:r>
         <w:rPr>
           <w:rFonts w:ascii="Calibri" w:eastAsia="Calibri" w:hAnsi="Calibri" w:cstheme="minorBidi"/>
@@ -5635,16 +5606,10 @@
           <w:color w:val="auto"/>
           <w:lang w:val="pt-BR"/>
         </w:rPr>
-        <w:t xml:space="preserve"> 96,9% compram uma vez. Crescimento depende de aquisição cara. Consequência: a Olist deixa na mesa quem teve boa entrega e categoria de reposição (ex.: beleza).</w:t>
-      </w:r>
-    </w:p>
-    <w:p>
-      <w:pPr>
-        <w:pStyle w:val="Heading4"/>
-        <w:numPr>
-          <w:ilvl w:val="0"/>
-          <w:numId w:val="13"/>
-        </w:numPr>
+        <w:t>customer_unique_id</w:t>
+      </w:r>
+      <w:proofErr w:type="spellEnd"/>
+      <w:r>
         <w:rPr>
           <w:rFonts w:ascii="Calibri" w:eastAsia="Calibri" w:hAnsi="Calibri" w:cstheme="minorBidi"/>
           <w:b w:val="0"/>
@@ -5654,7 +5619,9 @@
           <w:color w:val="auto"/>
           <w:lang w:val="pt-BR"/>
         </w:rPr>
-      </w:pPr>
+        <w:t xml:space="preserve">), </w:t>
+      </w:r>
+      <w:proofErr w:type="spellStart"/>
       <w:r>
         <w:rPr>
           <w:rFonts w:ascii="Calibri" w:eastAsia="Calibri" w:hAnsi="Calibri" w:cstheme="minorBidi"/>
@@ -5665,8 +5632,9 @@
           <w:color w:val="auto"/>
           <w:lang w:val="pt-BR"/>
         </w:rPr>
-        <w:t>Usuários</w:t>
-      </w:r>
+        <w:t>orders</w:t>
+      </w:r>
+      <w:proofErr w:type="spellEnd"/>
       <w:r>
         <w:rPr>
           <w:rFonts w:ascii="Calibri" w:eastAsia="Calibri" w:hAnsi="Calibri" w:cstheme="minorBidi"/>
@@ -5677,8 +5645,9 @@
           <w:color w:val="auto"/>
           <w:lang w:val="pt-BR"/>
         </w:rPr>
-        <w:t>:</w:t>
-      </w:r>
+        <w:t xml:space="preserve">, </w:t>
+      </w:r>
+      <w:proofErr w:type="spellStart"/>
       <w:r>
         <w:rPr>
           <w:rFonts w:ascii="Calibri" w:eastAsia="Calibri" w:hAnsi="Calibri" w:cstheme="minorBidi"/>
@@ -5689,16 +5658,10 @@
           <w:color w:val="auto"/>
           <w:lang w:val="pt-BR"/>
         </w:rPr>
-        <w:t xml:space="preserve"> Analista de CRM/marketing (autoriza o disparo); gestor comercial (régua de elegíveis); cliente só recebe mensagem se o humano autorizar. Executivo vê taxa de 2+ pedidos no recorte “boa experiência”.</w:t>
-      </w:r>
-    </w:p>
-    <w:p>
-      <w:pPr>
-        <w:pStyle w:val="Heading4"/>
-        <w:numPr>
-          <w:ilvl w:val="0"/>
-          <w:numId w:val="13"/>
-        </w:numPr>
+        <w:t>order_reviews</w:t>
+      </w:r>
+      <w:proofErr w:type="spellEnd"/>
+      <w:r>
         <w:rPr>
           <w:rFonts w:ascii="Calibri" w:eastAsia="Calibri" w:hAnsi="Calibri" w:cstheme="minorBidi"/>
           <w:b w:val="0"/>
@@ -5708,7 +5671,9 @@
           <w:color w:val="auto"/>
           <w:lang w:val="pt-BR"/>
         </w:rPr>
-      </w:pPr>
+        <w:t xml:space="preserve"> (última nota), </w:t>
+      </w:r>
+      <w:proofErr w:type="spellStart"/>
       <w:r>
         <w:rPr>
           <w:rFonts w:ascii="Calibri" w:eastAsia="Calibri" w:hAnsi="Calibri" w:cstheme="minorBidi"/>
@@ -5719,8 +5684,9 @@
           <w:color w:val="auto"/>
           <w:lang w:val="pt-BR"/>
         </w:rPr>
-        <w:t>Dados utilizados</w:t>
-      </w:r>
+        <w:t>order_items</w:t>
+      </w:r>
+      <w:proofErr w:type="spellEnd"/>
       <w:r>
         <w:rPr>
           <w:rFonts w:ascii="Calibri" w:eastAsia="Calibri" w:hAnsi="Calibri" w:cstheme="minorBidi"/>
@@ -5731,8 +5697,9 @@
           <w:color w:val="auto"/>
           <w:lang w:val="pt-BR"/>
         </w:rPr>
-        <w:t>:</w:t>
-      </w:r>
+        <w:t xml:space="preserve"> + </w:t>
+      </w:r>
+      <w:proofErr w:type="spellStart"/>
       <w:r>
         <w:rPr>
           <w:rFonts w:ascii="Calibri" w:eastAsia="Calibri" w:hAnsi="Calibri" w:cstheme="minorBidi"/>
@@ -5743,9 +5710,9 @@
           <w:color w:val="auto"/>
           <w:lang w:val="pt-BR"/>
         </w:rPr>
-        <w:t xml:space="preserve"> </w:t>
-      </w:r>
-      <w:proofErr w:type="spellStart"/>
+        <w:t>products</w:t>
+      </w:r>
+      <w:proofErr w:type="spellEnd"/>
       <w:r>
         <w:rPr>
           <w:rFonts w:ascii="Calibri" w:eastAsia="Calibri" w:hAnsi="Calibri" w:cstheme="minorBidi"/>
@@ -5756,9 +5723,9 @@
           <w:color w:val="auto"/>
           <w:lang w:val="pt-BR"/>
         </w:rPr>
-        <w:t>customers</w:t>
-      </w:r>
-      <w:proofErr w:type="spellEnd"/>
+        <w:t xml:space="preserve"> (categoria), UF. Não inventar CRM, e-mail ou </w:t>
+      </w:r>
+      <w:proofErr w:type="spellStart"/>
       <w:r>
         <w:rPr>
           <w:rFonts w:ascii="Calibri" w:eastAsia="Calibri" w:hAnsi="Calibri" w:cstheme="minorBidi"/>
@@ -5769,9 +5736,9 @@
           <w:color w:val="auto"/>
           <w:lang w:val="pt-BR"/>
         </w:rPr>
-        <w:t xml:space="preserve"> (</w:t>
-      </w:r>
-      <w:proofErr w:type="spellStart"/>
+        <w:t>opt-in</w:t>
+      </w:r>
+      <w:proofErr w:type="spellEnd"/>
       <w:r>
         <w:rPr>
           <w:rFonts w:ascii="Calibri" w:eastAsia="Calibri" w:hAnsi="Calibri" w:cstheme="minorBidi"/>
@@ -5782,9 +5749,9 @@
           <w:color w:val="auto"/>
           <w:lang w:val="pt-BR"/>
         </w:rPr>
-        <w:t>customer_unique_id</w:t>
-      </w:r>
-      <w:proofErr w:type="spellEnd"/>
+        <w:t xml:space="preserve"> que a base não tem: </w:t>
+      </w:r>
+      <w:proofErr w:type="spellStart"/>
       <w:r>
         <w:rPr>
           <w:rFonts w:ascii="Calibri" w:eastAsia="Calibri" w:hAnsi="Calibri" w:cstheme="minorBidi"/>
@@ -5795,9 +5762,9 @@
           <w:color w:val="auto"/>
           <w:lang w:val="pt-BR"/>
         </w:rPr>
-        <w:t xml:space="preserve">), </w:t>
-      </w:r>
-      <w:proofErr w:type="spellStart"/>
+        <w:t>nao_quer_contato</w:t>
+      </w:r>
+      <w:proofErr w:type="spellEnd"/>
       <w:r>
         <w:rPr>
           <w:rFonts w:ascii="Calibri" w:eastAsia="Calibri" w:hAnsi="Calibri" w:cstheme="minorBidi"/>
@@ -5808,10 +5775,16 @@
           <w:color w:val="auto"/>
           <w:lang w:val="pt-BR"/>
         </w:rPr>
-        <w:t>orders</w:t>
-      </w:r>
-      <w:proofErr w:type="spellEnd"/>
-      <w:r>
+        <w:t xml:space="preserve"> é campo operacional a preencher no caso.</w:t>
+      </w:r>
+    </w:p>
+    <w:p>
+      <w:pPr>
+        <w:pStyle w:val="Heading4"/>
+        <w:numPr>
+          <w:ilvl w:val="0"/>
+          <w:numId w:val="13"/>
+        </w:numPr>
         <w:rPr>
           <w:rFonts w:ascii="Calibri" w:eastAsia="Calibri" w:hAnsi="Calibri" w:cstheme="minorBidi"/>
           <w:b w:val="0"/>
@@ -5821,9 +5794,7 @@
           <w:color w:val="auto"/>
           <w:lang w:val="pt-BR"/>
         </w:rPr>
-        <w:t xml:space="preserve">, </w:t>
-      </w:r>
-      <w:proofErr w:type="spellStart"/>
+      </w:pPr>
       <w:r>
         <w:rPr>
           <w:rFonts w:ascii="Calibri" w:eastAsia="Calibri" w:hAnsi="Calibri" w:cstheme="minorBidi"/>
@@ -5834,9 +5805,9 @@
           <w:color w:val="auto"/>
           <w:lang w:val="pt-BR"/>
         </w:rPr>
-        <w:t>order_reviews</w:t>
-      </w:r>
-      <w:proofErr w:type="spellEnd"/>
+        <w:t xml:space="preserve">Entrada: código interno (só operador), nº de pedidos, última compra, última nota, se atrasou, categoria, UF, </w:t>
+      </w:r>
+      <w:proofErr w:type="spellStart"/>
       <w:r>
         <w:rPr>
           <w:rFonts w:ascii="Calibri" w:eastAsia="Calibri" w:hAnsi="Calibri" w:cstheme="minorBidi"/>
@@ -5847,9 +5818,9 @@
           <w:color w:val="auto"/>
           <w:lang w:val="pt-BR"/>
         </w:rPr>
-        <w:t xml:space="preserve"> (última nota), </w:t>
-      </w:r>
-      <w:proofErr w:type="spellStart"/>
+        <w:t>opt-out</w:t>
+      </w:r>
+      <w:proofErr w:type="spellEnd"/>
       <w:r>
         <w:rPr>
           <w:rFonts w:ascii="Calibri" w:eastAsia="Calibri" w:hAnsi="Calibri" w:cstheme="minorBidi"/>
@@ -5860,10 +5831,16 @@
           <w:color w:val="auto"/>
           <w:lang w:val="pt-BR"/>
         </w:rPr>
-        <w:t>order_items</w:t>
-      </w:r>
-      <w:proofErr w:type="spellEnd"/>
-      <w:r>
+        <w:t>.</w:t>
+      </w:r>
+    </w:p>
+    <w:p>
+      <w:pPr>
+        <w:pStyle w:val="Heading4"/>
+        <w:numPr>
+          <w:ilvl w:val="0"/>
+          <w:numId w:val="13"/>
+        </w:numPr>
         <w:rPr>
           <w:rFonts w:ascii="Calibri" w:eastAsia="Calibri" w:hAnsi="Calibri" w:cstheme="minorBidi"/>
           <w:b w:val="0"/>
@@ -5873,9 +5850,7 @@
           <w:color w:val="auto"/>
           <w:lang w:val="pt-BR"/>
         </w:rPr>
-        <w:t xml:space="preserve"> + </w:t>
-      </w:r>
-      <w:proofErr w:type="spellStart"/>
+      </w:pPr>
       <w:r>
         <w:rPr>
           <w:rFonts w:ascii="Calibri" w:eastAsia="Calibri" w:hAnsi="Calibri" w:cstheme="minorBidi"/>
@@ -5886,10 +5861,16 @@
           <w:color w:val="auto"/>
           <w:lang w:val="pt-BR"/>
         </w:rPr>
-        <w:t>products</w:t>
-      </w:r>
-      <w:proofErr w:type="spellEnd"/>
-      <w:r>
+        <w:t>Saída: prioridade (alta / média / não contactar), mensagem sem código interno, categoria sugerida, o que não ofertar.</w:t>
+      </w:r>
+    </w:p>
+    <w:p>
+      <w:pPr>
+        <w:pStyle w:val="Heading4"/>
+        <w:numPr>
+          <w:ilvl w:val="0"/>
+          <w:numId w:val="13"/>
+        </w:numPr>
         <w:rPr>
           <w:rFonts w:ascii="Calibri" w:eastAsia="Calibri" w:hAnsi="Calibri" w:cstheme="minorBidi"/>
           <w:b w:val="0"/>
@@ -5899,8 +5880,7 @@
           <w:color w:val="auto"/>
           <w:lang w:val="pt-BR"/>
         </w:rPr>
-        <w:t xml:space="preserve"> (categoria), UF. Não inventa</w:t>
-      </w:r>
+      </w:pPr>
       <w:r>
         <w:rPr>
           <w:rFonts w:ascii="Calibri" w:eastAsia="Calibri" w:hAnsi="Calibri" w:cstheme="minorBidi"/>
@@ -5911,8 +5891,9 @@
           <w:color w:val="auto"/>
           <w:lang w:val="pt-BR"/>
         </w:rPr>
-        <w:t>r</w:t>
-      </w:r>
+        <w:t>Indicadores impactados: percentual da base com boa experiência (no prazo e nota 4–5) marcada como elegível; taxa de 2+ pedidos nesse recorte (hoje a base inteira está em ~3,1%). Sem “</w:t>
+      </w:r>
+      <w:proofErr w:type="spellStart"/>
       <w:r>
         <w:rPr>
           <w:rFonts w:ascii="Calibri" w:eastAsia="Calibri" w:hAnsi="Calibri" w:cstheme="minorBidi"/>
@@ -5923,9 +5904,9 @@
           <w:color w:val="auto"/>
           <w:lang w:val="pt-BR"/>
         </w:rPr>
-        <w:t xml:space="preserve"> CRM, e-mail ou </w:t>
-      </w:r>
-      <w:proofErr w:type="spellStart"/>
+        <w:t>churn</w:t>
+      </w:r>
+      <w:proofErr w:type="spellEnd"/>
       <w:r>
         <w:rPr>
           <w:rFonts w:ascii="Calibri" w:eastAsia="Calibri" w:hAnsi="Calibri" w:cstheme="minorBidi"/>
@@ -5936,211 +5917,6 @@
           <w:color w:val="auto"/>
           <w:lang w:val="pt-BR"/>
         </w:rPr>
-        <w:t>opt-in</w:t>
-      </w:r>
-      <w:proofErr w:type="spellEnd"/>
-      <w:r>
-        <w:rPr>
-          <w:rFonts w:ascii="Calibri" w:eastAsia="Calibri" w:hAnsi="Calibri" w:cstheme="minorBidi"/>
-          <w:b w:val="0"/>
-          <w:bCs w:val="0"/>
-          <w:i w:val="0"/>
-          <w:iCs w:val="0"/>
-          <w:color w:val="auto"/>
-          <w:lang w:val="pt-BR"/>
-        </w:rPr>
-        <w:t xml:space="preserve"> que a base não tem: </w:t>
-      </w:r>
-      <w:proofErr w:type="spellStart"/>
-      <w:r>
-        <w:rPr>
-          <w:rFonts w:ascii="Calibri" w:eastAsia="Calibri" w:hAnsi="Calibri" w:cstheme="minorBidi"/>
-          <w:b w:val="0"/>
-          <w:bCs w:val="0"/>
-          <w:i w:val="0"/>
-          <w:iCs w:val="0"/>
-          <w:color w:val="auto"/>
-          <w:lang w:val="pt-BR"/>
-        </w:rPr>
-        <w:t>nao_quer_contato</w:t>
-      </w:r>
-      <w:proofErr w:type="spellEnd"/>
-      <w:r>
-        <w:rPr>
-          <w:rFonts w:ascii="Calibri" w:eastAsia="Calibri" w:hAnsi="Calibri" w:cstheme="minorBidi"/>
-          <w:b w:val="0"/>
-          <w:bCs w:val="0"/>
-          <w:i w:val="0"/>
-          <w:iCs w:val="0"/>
-          <w:color w:val="auto"/>
-          <w:lang w:val="pt-BR"/>
-        </w:rPr>
-        <w:t xml:space="preserve"> é campo operacional a preencher no caso.</w:t>
-      </w:r>
-    </w:p>
-    <w:p>
-      <w:pPr>
-        <w:pStyle w:val="Heading4"/>
-        <w:numPr>
-          <w:ilvl w:val="0"/>
-          <w:numId w:val="13"/>
-        </w:numPr>
-        <w:rPr>
-          <w:rFonts w:ascii="Calibri" w:eastAsia="Calibri" w:hAnsi="Calibri" w:cstheme="minorBidi"/>
-          <w:b w:val="0"/>
-          <w:bCs w:val="0"/>
-          <w:i w:val="0"/>
-          <w:iCs w:val="0"/>
-          <w:color w:val="auto"/>
-          <w:lang w:val="pt-BR"/>
-        </w:rPr>
-      </w:pPr>
-      <w:r>
-        <w:rPr>
-          <w:rFonts w:ascii="Calibri" w:eastAsia="Calibri" w:hAnsi="Calibri" w:cstheme="minorBidi"/>
-          <w:b w:val="0"/>
-          <w:bCs w:val="0"/>
-          <w:i w:val="0"/>
-          <w:iCs w:val="0"/>
-          <w:color w:val="auto"/>
-          <w:lang w:val="pt-BR"/>
-        </w:rPr>
-        <w:t xml:space="preserve">Entrada: código interno (só operador), nº de pedidos, última compra, última nota, se atrasou, categoria, UF, </w:t>
-      </w:r>
-      <w:proofErr w:type="spellStart"/>
-      <w:r>
-        <w:rPr>
-          <w:rFonts w:ascii="Calibri" w:eastAsia="Calibri" w:hAnsi="Calibri" w:cstheme="minorBidi"/>
-          <w:b w:val="0"/>
-          <w:bCs w:val="0"/>
-          <w:i w:val="0"/>
-          <w:iCs w:val="0"/>
-          <w:color w:val="auto"/>
-          <w:lang w:val="pt-BR"/>
-        </w:rPr>
-        <w:t>opt-out</w:t>
-      </w:r>
-      <w:proofErr w:type="spellEnd"/>
-      <w:r>
-        <w:rPr>
-          <w:rFonts w:ascii="Calibri" w:eastAsia="Calibri" w:hAnsi="Calibri" w:cstheme="minorBidi"/>
-          <w:b w:val="0"/>
-          <w:bCs w:val="0"/>
-          <w:i w:val="0"/>
-          <w:iCs w:val="0"/>
-          <w:color w:val="auto"/>
-          <w:lang w:val="pt-BR"/>
-        </w:rPr>
-        <w:t>.</w:t>
-      </w:r>
-    </w:p>
-    <w:p>
-      <w:pPr>
-        <w:pStyle w:val="Heading4"/>
-        <w:numPr>
-          <w:ilvl w:val="0"/>
-          <w:numId w:val="13"/>
-        </w:numPr>
-        <w:rPr>
-          <w:rFonts w:ascii="Calibri" w:eastAsia="Calibri" w:hAnsi="Calibri" w:cstheme="minorBidi"/>
-          <w:b w:val="0"/>
-          <w:bCs w:val="0"/>
-          <w:i w:val="0"/>
-          <w:iCs w:val="0"/>
-          <w:color w:val="auto"/>
-          <w:lang w:val="pt-BR"/>
-        </w:rPr>
-      </w:pPr>
-      <w:r>
-        <w:rPr>
-          <w:rFonts w:ascii="Calibri" w:eastAsia="Calibri" w:hAnsi="Calibri" w:cstheme="minorBidi"/>
-          <w:b w:val="0"/>
-          <w:bCs w:val="0"/>
-          <w:i w:val="0"/>
-          <w:iCs w:val="0"/>
-          <w:color w:val="auto"/>
-          <w:lang w:val="pt-BR"/>
-        </w:rPr>
-        <w:t>Saída: prioridade (alta / média / não contactar), mensagem sem código interno, categoria sugerida, o que não ofertar.</w:t>
-      </w:r>
-    </w:p>
-    <w:p>
-      <w:pPr>
-        <w:pStyle w:val="Heading4"/>
-        <w:numPr>
-          <w:ilvl w:val="0"/>
-          <w:numId w:val="13"/>
-        </w:numPr>
-        <w:rPr>
-          <w:rFonts w:ascii="Calibri" w:eastAsia="Calibri" w:hAnsi="Calibri" w:cstheme="minorBidi"/>
-          <w:b w:val="0"/>
-          <w:bCs w:val="0"/>
-          <w:i w:val="0"/>
-          <w:iCs w:val="0"/>
-          <w:color w:val="auto"/>
-          <w:lang w:val="pt-BR"/>
-        </w:rPr>
-      </w:pPr>
-      <w:r>
-        <w:rPr>
-          <w:rFonts w:ascii="Calibri" w:eastAsia="Calibri" w:hAnsi="Calibri" w:cstheme="minorBidi"/>
-          <w:b w:val="0"/>
-          <w:bCs w:val="0"/>
-          <w:i w:val="0"/>
-          <w:iCs w:val="0"/>
-          <w:color w:val="auto"/>
-          <w:lang w:val="pt-BR"/>
-        </w:rPr>
-        <w:t>Indicadores impactados</w:t>
-      </w:r>
-      <w:r>
-        <w:rPr>
-          <w:rFonts w:ascii="Calibri" w:eastAsia="Calibri" w:hAnsi="Calibri" w:cstheme="minorBidi"/>
-          <w:b w:val="0"/>
-          <w:bCs w:val="0"/>
-          <w:i w:val="0"/>
-          <w:iCs w:val="0"/>
-          <w:color w:val="auto"/>
-          <w:lang w:val="pt-BR"/>
-        </w:rPr>
-        <w:t>:</w:t>
-      </w:r>
-      <w:r>
-        <w:rPr>
-          <w:rFonts w:ascii="Calibri" w:eastAsia="Calibri" w:hAnsi="Calibri" w:cstheme="minorBidi"/>
-          <w:b w:val="0"/>
-          <w:bCs w:val="0"/>
-          <w:i w:val="0"/>
-          <w:iCs w:val="0"/>
-          <w:color w:val="auto"/>
-          <w:lang w:val="pt-BR"/>
-        </w:rPr>
-        <w:t xml:space="preserve"> percentual da base com boa experiência (no prazo e nota 4–5) marcada como elegível; taxa de 2+ pedidos nesse recorte (hoje a base inteira está em ~3,1%). Sem “</w:t>
-      </w:r>
-      <w:proofErr w:type="spellStart"/>
-      <w:r>
-        <w:rPr>
-          <w:rFonts w:ascii="Calibri" w:eastAsia="Calibri" w:hAnsi="Calibri" w:cstheme="minorBidi"/>
-          <w:b w:val="0"/>
-          <w:bCs w:val="0"/>
-          <w:i w:val="0"/>
-          <w:iCs w:val="0"/>
-          <w:color w:val="auto"/>
-          <w:lang w:val="pt-BR"/>
-        </w:rPr>
-        <w:t>churn</w:t>
-      </w:r>
-      <w:proofErr w:type="spellEnd"/>
-      <w:r>
-        <w:rPr>
-          <w:rFonts w:ascii="Calibri" w:eastAsia="Calibri" w:hAnsi="Calibri" w:cstheme="minorBidi"/>
-          <w:b w:val="0"/>
-          <w:bCs w:val="0"/>
-          <w:i w:val="0"/>
-          <w:iCs w:val="0"/>
-          <w:color w:val="auto"/>
-          <w:lang w:val="pt-BR"/>
-        </w:rPr>
         <w:t>” formal: a base não tem data de cancelamento de conta.</w:t>
       </w:r>
     </w:p>
@@ -6160,15 +5936,7 @@
           <w:bCs/>
           <w:lang w:val="pt-BR"/>
         </w:rPr>
-        <w:t>Riscos</w:t>
-      </w:r>
-      <w:r>
-        <w:rPr>
-          <w:b/>
-          <w:bCs/>
-          <w:lang w:val="pt-BR"/>
-        </w:rPr>
-        <w:t>:</w:t>
+        <w:t>Riscos:</w:t>
       </w:r>
       <w:r>
         <w:rPr>
@@ -8219,6 +7987,7 @@
       <w:r>
         <w:rPr>
           <w:rFonts w:ascii="Courier" w:hAnsi="Courier"/>
+          <w:lang w:val="pt-BR"/>
         </w:rPr>
         <w:t>&lt;/</w:t>
       </w:r>
@@ -8226,6 +7995,7 @@
       <w:r>
         <w:rPr>
           <w:rFonts w:ascii="Courier" w:hAnsi="Courier"/>
+          <w:lang w:val="pt-BR"/>
         </w:rPr>
         <w:t>contexto_operacional</w:t>
       </w:r>
@@ -8233,6 +8003,7 @@
       <w:r>
         <w:rPr>
           <w:rFonts w:ascii="Courier" w:hAnsi="Courier"/>
+          <w:lang w:val="pt-BR"/>
         </w:rPr>
         <w:t>&gt;</w:t>
       </w:r>
@@ -9816,11 +9587,13 @@
       <w:pPr>
         <w:rPr>
           <w:rFonts w:ascii="Courier" w:hAnsi="Courier"/>
-        </w:rPr>
-      </w:pPr>
-      <w:r>
-        <w:rPr>
-          <w:rFonts w:ascii="Courier" w:hAnsi="Courier"/>
+          <w:lang w:val="pt-BR"/>
+        </w:rPr>
+      </w:pPr>
+      <w:r>
+        <w:rPr>
+          <w:rFonts w:ascii="Courier" w:hAnsi="Courier"/>
+          <w:lang w:val="pt-BR"/>
         </w:rPr>
         <w:t>&lt;/</w:t>
       </w:r>
@@ -9828,6 +9601,7 @@
       <w:r>
         <w:rPr>
           <w:rFonts w:ascii="Courier" w:hAnsi="Courier"/>
+          <w:lang w:val="pt-BR"/>
         </w:rPr>
         <w:t>dados_do_caso</w:t>
       </w:r>
@@ -9835,6 +9609,7 @@
       <w:r>
         <w:rPr>
           <w:rFonts w:ascii="Courier" w:hAnsi="Courier"/>
+          <w:lang w:val="pt-BR"/>
         </w:rPr>
         <w:t>&gt;</w:t>
       </w:r>
@@ -9952,21 +9727,7 @@
         <w:rPr>
           <w:lang w:val="pt-BR"/>
         </w:rPr>
-        <w:t xml:space="preserve">Motivo — até 3 </w:t>
-      </w:r>
-      <w:proofErr w:type="spellStart"/>
-      <w:r>
-        <w:rPr>
-          <w:lang w:val="pt-BR"/>
-        </w:rPr>
-        <w:t>frases</w:t>
-      </w:r>
-      <w:proofErr w:type="spellEnd"/>
-      <w:r>
-        <w:rPr>
-          <w:lang w:val="pt-BR"/>
-        </w:rPr>
-        <w:t>.</w:t>
+        <w:t>Motivo — até 3 frases.</w:t>
       </w:r>
     </w:p>
     <w:p>
@@ -9978,47 +9739,11 @@
           <w:lang w:val="pt-BR"/>
         </w:rPr>
       </w:pPr>
-      <w:proofErr w:type="spellStart"/>
-      <w:r>
-        <w:rPr>
-          <w:lang w:val="pt-BR"/>
-        </w:rPr>
-        <w:t>Ação</w:t>
-      </w:r>
-      <w:proofErr w:type="spellEnd"/>
-      <w:r>
-        <w:rPr>
-          <w:lang w:val="pt-BR"/>
-        </w:rPr>
-        <w:t xml:space="preserve"> — </w:t>
-      </w:r>
-      <w:proofErr w:type="spellStart"/>
-      <w:r>
-        <w:rPr>
-          <w:lang w:val="pt-BR"/>
-        </w:rPr>
-        <w:t>uma</w:t>
-      </w:r>
-      <w:proofErr w:type="spellEnd"/>
-      <w:r>
-        <w:rPr>
-          <w:lang w:val="pt-BR"/>
-        </w:rPr>
-        <w:t xml:space="preserve"> </w:t>
-      </w:r>
-      <w:proofErr w:type="spellStart"/>
-      <w:r>
-        <w:rPr>
-          <w:lang w:val="pt-BR"/>
-        </w:rPr>
-        <w:t>só</w:t>
-      </w:r>
-      <w:proofErr w:type="spellEnd"/>
-      <w:r>
-        <w:rPr>
-          <w:lang w:val="pt-BR"/>
-        </w:rPr>
-        <w:t>.</w:t>
+      <w:r>
+        <w:rPr>
+          <w:lang w:val="pt-BR"/>
+        </w:rPr>
+        <w:t>Ação — uma só.</w:t>
       </w:r>
     </w:p>
     <w:p>
@@ -13535,11 +13260,13 @@
       <w:pPr>
         <w:rPr>
           <w:rFonts w:ascii="Courier" w:hAnsi="Courier"/>
-        </w:rPr>
-      </w:pPr>
-      <w:r>
-        <w:rPr>
-          <w:rFonts w:ascii="Courier" w:hAnsi="Courier"/>
+          <w:lang w:val="pt-BR"/>
+        </w:rPr>
+      </w:pPr>
+      <w:r>
+        <w:rPr>
+          <w:rFonts w:ascii="Courier" w:hAnsi="Courier"/>
+          <w:lang w:val="pt-BR"/>
         </w:rPr>
         <w:t>&lt;/</w:t>
       </w:r>
@@ -13547,6 +13274,7 @@
       <w:r>
         <w:rPr>
           <w:rFonts w:ascii="Courier" w:hAnsi="Courier"/>
+          <w:lang w:val="pt-BR"/>
         </w:rPr>
         <w:t>dados_do_caso</w:t>
       </w:r>
@@ -13554,6 +13282,7 @@
       <w:r>
         <w:rPr>
           <w:rFonts w:ascii="Courier" w:hAnsi="Courier"/>
+          <w:lang w:val="pt-BR"/>
         </w:rPr>
         <w:t>&gt;</w:t>
       </w:r>
@@ -14365,31 +14094,7 @@
         <w:rPr>
           <w:lang w:val="pt-BR"/>
         </w:rPr>
-        <w:t xml:space="preserve">Visão da Fase </w:t>
-      </w:r>
-      <w:r>
-        <w:rPr>
-          <w:lang w:val="pt-BR"/>
-        </w:rPr>
-        <w:t>2</w:t>
-      </w:r>
-      <w:r>
-        <w:rPr>
-          <w:lang w:val="pt-BR"/>
-        </w:rPr>
-        <w:t xml:space="preserve"> (</w:t>
-      </w:r>
-      <w:r>
-        <w:rPr>
-          <w:lang w:val="pt-BR"/>
-        </w:rPr>
-        <w:t>três</w:t>
-      </w:r>
-      <w:r>
-        <w:rPr>
-          <w:lang w:val="pt-BR"/>
-        </w:rPr>
-        <w:t xml:space="preserve"> fichas)</w:t>
+        <w:t>Visão da Fase 2 (três fichas)</w:t>
       </w:r>
     </w:p>
     <w:tbl>
@@ -14903,19 +14608,7 @@
         <w:rPr>
           <w:lang w:val="pt-BR"/>
         </w:rPr>
-        <w:t xml:space="preserve">ase </w:t>
-      </w:r>
-      <w:r>
-        <w:rPr>
-          <w:lang w:val="pt-BR"/>
-        </w:rPr>
-        <w:t>2</w:t>
-      </w:r>
-      <w:r>
-        <w:rPr>
-          <w:lang w:val="pt-BR"/>
-        </w:rPr>
-        <w:t xml:space="preserve"> - </w:t>
+        <w:t xml:space="preserve">ase 2 - </w:t>
       </w:r>
       <w:hyperlink r:id="rId22" w:history="1">
         <w:r>
@@ -15197,13 +14890,7 @@
         <w:rPr>
           <w:lang w:val="pt-BR"/>
         </w:rPr>
-        <w:t xml:space="preserve"> </w:t>
-      </w:r>
-      <w:r>
-        <w:rPr>
-          <w:lang w:val="pt-BR"/>
-        </w:rPr>
-        <w:t xml:space="preserve">Na Fase 2 isso vira jornada e instrução completa — com menos iniciativas e mais sinergia, </w:t>
+        <w:t xml:space="preserve"> Na Fase 2 isso vira jornada e instrução completa — com menos iniciativas e mais sinergia, </w:t>
       </w:r>
       <w:r>
         <w:rPr>
@@ -16688,6 +16375,7 @@
   <w:style w:type="character" w:default="1" w:styleId="DefaultParagraphFont">
     <w:name w:val="Default Paragraph Font"/>
     <w:uiPriority w:val="1"/>
+    <w:semiHidden/>
     <w:unhideWhenUsed/>
   </w:style>
   <w:style w:type="table" w:default="1" w:styleId="TableNormal">
